--- a/文件/03_真人測試/真人測試執行手冊.docx
+++ b/文件/03_真人測試/真人測試執行手冊.docx
@@ -1927,7 +1927,16 @@
                 <w:color w:val="222222"/>
                 <w:sz w:val="20"/>
               </w:rPr>
-              <w:t>半蹲 5＋彎腰 5</w:t>
+              <w:t>半蹲 5＋彎腰 5＋</w:t>
+            </w:r>
+            <w:r>
+              <w:rPr>
+                <w:rFonts w:ascii="Helvetica Neue" w:hAnsi="Helvetica Neue" w:eastAsia="蘋方-繁"/>
+                <w:b/>
+                <w:color w:val="222222"/>
+                <w:sz w:val="20"/>
+              </w:rPr>
+              <w:t>膝內夾 5</w:t>
             </w:r>
           </w:p>
         </w:tc>
@@ -2408,6 +2417,939 @@
     </w:p>
     <w:p>
       <w:pPr>
+        <w:keepNext/>
+        <w:spacing w:before="280" w:after="120"/>
+      </w:pPr>
+      <w:r>
+        <w:rPr>
+          <w:rFonts w:ascii="Helvetica Neue" w:hAnsi="Helvetica Neue" w:eastAsia="蘋方-繁"/>
+          <w:b/>
+          <w:color w:val="222222"/>
+          <w:sz w:val="25"/>
+        </w:rPr>
+        <w:t>這些口令是怎麼定出來的（老師一定會問）</w:t>
+      </w:r>
+    </w:p>
+    <w:p>
+      <w:pPr>
+        <w:jc w:val="left"/>
+      </w:pPr>
+      <w:r>
+        <w:rPr>
+          <w:rFonts w:ascii="Helvetica Neue" w:hAnsi="Helvetica Neue" w:eastAsia="蘋方-繁"/>
+          <w:b w:val="0"/>
+          <w:color w:val="222222"/>
+          <w:sz w:val="22"/>
+        </w:rPr>
+        <w:t>門檻數值可以說「是我們測出來的」，但接著會被問：</w:t>
+      </w:r>
+      <w:r>
+        <w:rPr>
+          <w:rFonts w:ascii="Helvetica Neue" w:hAnsi="Helvetica Neue" w:eastAsia="蘋方-繁"/>
+          <w:b/>
+          <w:color w:val="222222"/>
+          <w:sz w:val="22"/>
+        </w:rPr>
+        <w:t>根據什麼依據測？</w:t>
+      </w:r>
+    </w:p>
+    <w:p>
+      <w:pPr>
+        <w:jc w:val="left"/>
+      </w:pPr>
+      <w:r>
+        <w:rPr>
+          <w:rFonts w:ascii="Helvetica Neue" w:hAnsi="Helvetica Neue" w:eastAsia="蘋方-繁"/>
+          <w:b w:val="0"/>
+          <w:color w:val="222222"/>
+          <w:sz w:val="22"/>
+        </w:rPr>
+        <w:t>問的其實是：</w:t>
+      </w:r>
+      <w:r>
+        <w:rPr>
+          <w:rFonts w:ascii="Helvetica Neue" w:hAnsi="Helvetica Neue" w:eastAsia="蘋方-繁"/>
+          <w:b/>
+          <w:color w:val="222222"/>
+          <w:sz w:val="22"/>
+        </w:rPr>
+        <w:t>你們憑什麼認定哪些樣本是對的、哪些是錯的？</w:t>
+      </w:r>
+    </w:p>
+    <w:p>
+      <w:pPr>
+        <w:jc w:val="left"/>
+      </w:pPr>
+      <w:r>
+        <w:rPr>
+          <w:rFonts w:ascii="Helvetica Neue" w:hAnsi="Helvetica Neue" w:eastAsia="蘋方-繁"/>
+          <w:b w:val="0"/>
+          <w:color w:val="222222"/>
+          <w:sz w:val="22"/>
+        </w:rPr>
+        <w:t>答案在這條鏈的第一環：</w:t>
+      </w:r>
+    </w:p>
+    <w:p>
+      <w:pPr>
+        <w:spacing w:before="120" w:after="120" w:line="288" w:lineRule="auto"/>
+        <w:ind w:left="283"/>
+      </w:pPr>
+      <w:r>
+        <w:rPr>
+          <w:rFonts w:ascii="Menlo" w:hAnsi="Menlo" w:eastAsia="Menlo"/>
+          <w:color w:val="333333"/>
+          <w:sz w:val="19"/>
+        </w:rPr>
+        <w:t>動作規範  →  拍攝口令  →  樣本標籤  →  數值分佈  →  門檻</w:t>
+        <w:br/>
+      </w:r>
+      <w:r>
+        <w:rPr>
+          <w:rFonts w:ascii="Menlo" w:hAnsi="Menlo" w:eastAsia="Menlo"/>
+          <w:color w:val="333333"/>
+          <w:sz w:val="19"/>
+        </w:rPr>
+        <w:t xml:space="preserve">   ↑</w:t>
+        <w:br/>
+      </w:r>
+      <w:r>
+        <w:rPr>
+          <w:rFonts w:ascii="Menlo" w:hAnsi="Menlo" w:eastAsia="Menlo"/>
+          <w:color w:val="333333"/>
+          <w:sz w:val="19"/>
+        </w:rPr>
+        <w:t xml:space="preserve"> 依據在這裡</w:t>
+      </w:r>
+    </w:p>
+    <w:p>
+      <w:pPr>
+        <w:jc w:val="left"/>
+      </w:pPr>
+      <w:r>
+        <w:rPr>
+          <w:rFonts w:ascii="Helvetica Neue" w:hAnsi="Helvetica Neue" w:eastAsia="蘋方-繁"/>
+          <w:b/>
+          <w:color w:val="222222"/>
+          <w:sz w:val="22"/>
+        </w:rPr>
+        <w:t>標準組的口令，逐字對應成文動作規範；錯誤組的口令，各自違反規範中的一項。</w:t>
+      </w:r>
+    </w:p>
+    <w:p>
+      <w:pPr>
+        <w:jc w:val="left"/>
+      </w:pPr>
+      <w:r>
+        <w:rPr>
+          <w:rFonts w:ascii="Helvetica Neue" w:hAnsi="Helvetica Neue" w:eastAsia="蘋方-繁"/>
+          <w:b w:val="0"/>
+          <w:color w:val="222222"/>
+          <w:sz w:val="22"/>
+        </w:rPr>
+        <w:t>標籤在拍攝當下就由口令決定，不是事後由我們自己判斷影片對錯——這是刻意的設計，</w:t>
+      </w:r>
+    </w:p>
+    <w:p>
+      <w:pPr>
+        <w:jc w:val="left"/>
+      </w:pPr>
+      <w:r>
+        <w:rPr>
+          <w:rFonts w:ascii="Helvetica Neue" w:hAnsi="Helvetica Neue" w:eastAsia="蘋方-繁"/>
+          <w:b w:val="0"/>
+          <w:color w:val="222222"/>
+          <w:sz w:val="22"/>
+        </w:rPr>
+        <w:t>避免「自己出題自己打分」。</w:t>
+      </w:r>
+    </w:p>
+    <w:tbl>
+      <w:tblPr>
+        <w:tblStyle w:val="TableGrid"/>
+        <w:tblW w:type="auto" w:w="0"/>
+        <w:jc w:val="center"/>
+        <w:tblLook w:firstColumn="1" w:firstRow="1" w:lastColumn="0" w:lastRow="0" w:noHBand="0" w:noVBand="1" w:val="04A0"/>
+      </w:tblPr>
+      <w:tblGrid>
+        <w:gridCol w:w="3249"/>
+        <w:gridCol w:w="3249"/>
+        <w:gridCol w:w="3249"/>
+      </w:tblGrid>
+      <w:tr>
+        <w:tc>
+          <w:tcPr>
+            <w:tcW w:type="dxa" w:w="3249"/>
+          </w:tcPr>
+          <w:p>
+            <w:pPr>
+              <w:spacing w:after="40"/>
+            </w:pPr>
+            <w:r/>
+            <w:r>
+              <w:rPr>
+                <w:rFonts w:ascii="Helvetica Neue" w:hAnsi="Helvetica Neue" w:eastAsia="蘋方-繁"/>
+                <w:b/>
+                <w:color w:val="1F4E79"/>
+                <w:sz w:val="20"/>
+              </w:rPr>
+              <w:t>口令</w:t>
+            </w:r>
+          </w:p>
+        </w:tc>
+        <w:tc>
+          <w:tcPr>
+            <w:tcW w:type="dxa" w:w="3249"/>
+          </w:tcPr>
+          <w:p>
+            <w:pPr>
+              <w:spacing w:after="40"/>
+            </w:pPr>
+            <w:r/>
+            <w:r>
+              <w:rPr>
+                <w:rFonts w:ascii="Helvetica Neue" w:hAnsi="Helvetica Neue" w:eastAsia="蘋方-繁"/>
+                <w:b/>
+                <w:color w:val="1F4E79"/>
+                <w:sz w:val="20"/>
+              </w:rPr>
+              <w:t>對應的規範</w:t>
+            </w:r>
+          </w:p>
+        </w:tc>
+        <w:tc>
+          <w:tcPr>
+            <w:tcW w:type="dxa" w:w="3249"/>
+          </w:tcPr>
+          <w:p>
+            <w:pPr>
+              <w:spacing w:after="40"/>
+            </w:pPr>
+            <w:r/>
+            <w:r>
+              <w:rPr>
+                <w:rFonts w:ascii="Helvetica Neue" w:hAnsi="Helvetica Neue" w:eastAsia="蘋方-繁"/>
+                <w:b/>
+                <w:color w:val="1F4E79"/>
+                <w:sz w:val="20"/>
+              </w:rPr>
+              <w:t>出處</w:t>
+            </w:r>
+          </w:p>
+        </w:tc>
+      </w:tr>
+      <w:tr>
+        <w:tc>
+          <w:tcPr>
+            <w:tcW w:type="dxa" w:w="3249"/>
+          </w:tcPr>
+          <w:p>
+            <w:pPr>
+              <w:spacing w:after="40"/>
+            </w:pPr>
+            <w:r/>
+            <w:r>
+              <w:rPr>
+                <w:rFonts w:ascii="Helvetica Neue" w:hAnsi="Helvetica Neue" w:eastAsia="蘋方-繁"/>
+                <w:b w:val="0"/>
+                <w:color w:val="222222"/>
+                <w:sz w:val="20"/>
+              </w:rPr>
+              <w:t>深蹲「蹲到大腿跟地面平行」</w:t>
+            </w:r>
+          </w:p>
+        </w:tc>
+        <w:tc>
+          <w:tcPr>
+            <w:tcW w:type="dxa" w:w="3249"/>
+          </w:tcPr>
+          <w:p>
+            <w:pPr>
+              <w:spacing w:after="40"/>
+            </w:pPr>
+            <w:r/>
+            <w:r>
+              <w:rPr>
+                <w:rFonts w:ascii="Helvetica Neue" w:hAnsi="Helvetica Neue" w:eastAsia="蘋方-繁"/>
+                <w:b w:val="0"/>
+                <w:color w:val="222222"/>
+                <w:sz w:val="20"/>
+              </w:rPr>
+              <w:t>底部位置為髖褶低於膝上緣</w:t>
+            </w:r>
+          </w:p>
+        </w:tc>
+        <w:tc>
+          <w:tcPr>
+            <w:tcW w:type="dxa" w:w="3249"/>
+          </w:tcPr>
+          <w:p>
+            <w:pPr>
+              <w:spacing w:after="40"/>
+            </w:pPr>
+            <w:r/>
+            <w:r>
+              <w:rPr>
+                <w:rFonts w:ascii="Helvetica Neue" w:hAnsi="Helvetica Neue" w:eastAsia="蘋方-繁"/>
+                <w:b w:val="0"/>
+                <w:color w:val="222222"/>
+                <w:sz w:val="20"/>
+              </w:rPr>
+              <w:t>CrossFit air squat 動作規範（crossfit.com 官方，2026-08-28 查證原文）</w:t>
+            </w:r>
+          </w:p>
+        </w:tc>
+      </w:tr>
+      <w:tr>
+        <w:tc>
+          <w:tcPr>
+            <w:tcW w:type="dxa" w:w="3249"/>
+          </w:tcPr>
+          <w:p>
+            <w:pPr>
+              <w:spacing w:after="40"/>
+            </w:pPr>
+            <w:r/>
+            <w:r>
+              <w:rPr>
+                <w:rFonts w:ascii="Helvetica Neue" w:hAnsi="Helvetica Neue" w:eastAsia="蘋方-繁"/>
+                <w:b w:val="0"/>
+                <w:color w:val="222222"/>
+                <w:sz w:val="20"/>
+              </w:rPr>
+              <w:t>深蹲「用彎腰代替蹲」</w:t>
+            </w:r>
+          </w:p>
+        </w:tc>
+        <w:tc>
+          <w:tcPr>
+            <w:tcW w:type="dxa" w:w="3249"/>
+          </w:tcPr>
+          <w:p>
+            <w:pPr>
+              <w:spacing w:after="40"/>
+            </w:pPr>
+            <w:r/>
+            <w:r>
+              <w:rPr>
+                <w:rFonts w:ascii="Helvetica Neue" w:hAnsi="Helvetica Neue" w:eastAsia="蘋方-繁"/>
+                <w:b w:val="0"/>
+                <w:color w:val="222222"/>
+                <w:sz w:val="20"/>
+              </w:rPr>
+              <w:t>違反「chest up、維持腰椎曲線」</w:t>
+            </w:r>
+          </w:p>
+        </w:tc>
+        <w:tc>
+          <w:tcPr>
+            <w:tcW w:type="dxa" w:w="3249"/>
+          </w:tcPr>
+          <w:p>
+            <w:pPr>
+              <w:spacing w:after="40"/>
+            </w:pPr>
+            <w:r/>
+            <w:r>
+              <w:rPr>
+                <w:rFonts w:ascii="Helvetica Neue" w:hAnsi="Helvetica Neue" w:eastAsia="蘋方-繁"/>
+                <w:b w:val="0"/>
+                <w:color w:val="222222"/>
+                <w:sz w:val="20"/>
+              </w:rPr>
+              <w:t>同上</w:t>
+            </w:r>
+          </w:p>
+        </w:tc>
+      </w:tr>
+      <w:tr>
+        <w:tc>
+          <w:tcPr>
+            <w:tcW w:type="dxa" w:w="3249"/>
+          </w:tcPr>
+          <w:p>
+            <w:pPr>
+              <w:spacing w:after="40"/>
+            </w:pPr>
+            <w:r/>
+            <w:r>
+              <w:rPr>
+                <w:rFonts w:ascii="Helvetica Neue" w:hAnsi="Helvetica Neue" w:eastAsia="蘋方-繁"/>
+                <w:b w:val="0"/>
+                <w:color w:val="222222"/>
+                <w:sz w:val="20"/>
+              </w:rPr>
+              <w:t>深蹲「膝蓋往內夾」（</w:t>
+            </w:r>
+            <w:r>
+              <w:rPr>
+                <w:rFonts w:ascii="Helvetica Neue" w:hAnsi="Helvetica Neue" w:eastAsia="蘋方-繁"/>
+                <w:b/>
+                <w:color w:val="222222"/>
+                <w:sz w:val="20"/>
+              </w:rPr>
+              <w:t>本次新增，見下</w:t>
+            </w:r>
+            <w:r>
+              <w:rPr>
+                <w:rFonts w:ascii="Helvetica Neue" w:hAnsi="Helvetica Neue" w:eastAsia="蘋方-繁"/>
+                <w:b w:val="0"/>
+                <w:color w:val="222222"/>
+                <w:sz w:val="20"/>
+              </w:rPr>
+              <w:t>）</w:t>
+            </w:r>
+          </w:p>
+        </w:tc>
+        <w:tc>
+          <w:tcPr>
+            <w:tcW w:type="dxa" w:w="3249"/>
+          </w:tcPr>
+          <w:p>
+            <w:pPr>
+              <w:spacing w:after="40"/>
+            </w:pPr>
+            <w:r/>
+            <w:r>
+              <w:rPr>
+                <w:rFonts w:ascii="Helvetica Neue" w:hAnsi="Helvetica Neue" w:eastAsia="蘋方-繁"/>
+                <w:b w:val="0"/>
+                <w:color w:val="222222"/>
+                <w:sz w:val="20"/>
+              </w:rPr>
+              <w:t>違反「膝與腳尖同向、不得內夾」</w:t>
+            </w:r>
+          </w:p>
+        </w:tc>
+        <w:tc>
+          <w:tcPr>
+            <w:tcW w:type="dxa" w:w="3249"/>
+          </w:tcPr>
+          <w:p>
+            <w:pPr>
+              <w:spacing w:after="40"/>
+            </w:pPr>
+            <w:r/>
+            <w:r>
+              <w:rPr>
+                <w:rFonts w:ascii="Helvetica Neue" w:hAnsi="Helvetica Neue" w:eastAsia="蘋方-繁"/>
+                <w:b w:val="0"/>
+                <w:color w:val="222222"/>
+                <w:sz w:val="20"/>
+              </w:rPr>
+              <w:t>同上；另 NASM Overhead Squat Assessment 列 knees moving inward 為代償項</w:t>
+            </w:r>
+          </w:p>
+        </w:tc>
+      </w:tr>
+      <w:tr>
+        <w:tc>
+          <w:tcPr>
+            <w:tcW w:type="dxa" w:w="3249"/>
+          </w:tcPr>
+          <w:p>
+            <w:pPr>
+              <w:spacing w:after="40"/>
+            </w:pPr>
+            <w:r/>
+            <w:r>
+              <w:rPr>
+                <w:rFonts w:ascii="Helvetica Neue" w:hAnsi="Helvetica Neue" w:eastAsia="蘋方-繁"/>
+                <w:b w:val="0"/>
+                <w:color w:val="222222"/>
+                <w:sz w:val="20"/>
+              </w:rPr>
+              <w:t>伏地挺身「胸口下到手肘彎成 90 度」</w:t>
+            </w:r>
+          </w:p>
+        </w:tc>
+        <w:tc>
+          <w:tcPr>
+            <w:tcW w:type="dxa" w:w="3249"/>
+          </w:tcPr>
+          <w:p>
+            <w:pPr>
+              <w:spacing w:after="40"/>
+            </w:pPr>
+            <w:r/>
+            <w:r>
+              <w:rPr>
+                <w:rFonts w:ascii="Helvetica Neue" w:hAnsi="Helvetica Neue" w:eastAsia="蘋方-繁"/>
+                <w:b w:val="0"/>
+                <w:color w:val="222222"/>
+                <w:sz w:val="20"/>
+              </w:rPr>
+              <w:t>肘屈至約 90 度</w:t>
+            </w:r>
+          </w:p>
+        </w:tc>
+        <w:tc>
+          <w:tcPr>
+            <w:tcW w:type="dxa" w:w="3249"/>
+          </w:tcPr>
+          <w:p>
+            <w:pPr>
+              <w:spacing w:after="40"/>
+            </w:pPr>
+            <w:r/>
+            <w:r>
+              <w:rPr>
+                <w:rFonts w:ascii="Helvetica Neue" w:hAnsi="Helvetica Neue" w:eastAsia="蘋方-繁"/>
+                <w:b w:val="0"/>
+                <w:color w:val="222222"/>
+                <w:sz w:val="20"/>
+              </w:rPr>
+              <w:t>FitnessGram® 90° push-up、President's Challenge、ACSM／YMCA 肌耐力檢測</w:t>
+            </w:r>
+          </w:p>
+        </w:tc>
+      </w:tr>
+      <w:tr>
+        <w:tc>
+          <w:tcPr>
+            <w:tcW w:type="dxa" w:w="3249"/>
+          </w:tcPr>
+          <w:p>
+            <w:pPr>
+              <w:spacing w:after="40"/>
+            </w:pPr>
+            <w:r/>
+            <w:r>
+              <w:rPr>
+                <w:rFonts w:ascii="Helvetica Neue" w:hAnsi="Helvetica Neue" w:eastAsia="蘋方-繁"/>
+                <w:b w:val="0"/>
+                <w:color w:val="222222"/>
+                <w:sz w:val="20"/>
+              </w:rPr>
+              <w:t>伏地挺身「腰塌下去」</w:t>
+            </w:r>
+          </w:p>
+        </w:tc>
+        <w:tc>
+          <w:tcPr>
+            <w:tcW w:type="dxa" w:w="3249"/>
+          </w:tcPr>
+          <w:p>
+            <w:pPr>
+              <w:spacing w:after="40"/>
+            </w:pPr>
+            <w:r/>
+            <w:r>
+              <w:rPr>
+                <w:rFonts w:ascii="Helvetica Neue" w:hAnsi="Helvetica Neue" w:eastAsia="蘋方-繁"/>
+                <w:b w:val="0"/>
+                <w:color w:val="222222"/>
+                <w:sz w:val="20"/>
+              </w:rPr>
+              <w:t>違反「維持整體直線對位」</w:t>
+            </w:r>
+          </w:p>
+        </w:tc>
+        <w:tc>
+          <w:tcPr>
+            <w:tcW w:type="dxa" w:w="3249"/>
+          </w:tcPr>
+          <w:p>
+            <w:pPr>
+              <w:spacing w:after="40"/>
+            </w:pPr>
+            <w:r/>
+            <w:r>
+              <w:rPr>
+                <w:rFonts w:ascii="Helvetica Neue" w:hAnsi="Helvetica Neue" w:eastAsia="蘋方-繁"/>
+                <w:b w:val="0"/>
+                <w:color w:val="222222"/>
+                <w:sz w:val="20"/>
+              </w:rPr>
+              <w:t>美軍 AFT／ACFT Hand-Release Push-Up 官方標準（goarmy.com，2026-08-28 查證原文）： 「Failing to maintain a generally straight alignment during a repetition will cause that repetition to not count.」</w:t>
+            </w:r>
+          </w:p>
+        </w:tc>
+      </w:tr>
+      <w:tr>
+        <w:tc>
+          <w:tcPr>
+            <w:tcW w:type="dxa" w:w="3249"/>
+          </w:tcPr>
+          <w:p>
+            <w:pPr>
+              <w:spacing w:after="40"/>
+            </w:pPr>
+            <w:r/>
+            <w:r>
+              <w:rPr>
+                <w:rFonts w:ascii="Helvetica Neue" w:hAnsi="Helvetica Neue" w:eastAsia="蘋方-繁"/>
+                <w:b w:val="0"/>
+                <w:color w:val="222222"/>
+                <w:sz w:val="20"/>
+              </w:rPr>
+              <w:t>開合跳「手要過頭，腳打開超過肩膀寬度」</w:t>
+            </w:r>
+          </w:p>
+        </w:tc>
+        <w:tc>
+          <w:tcPr>
+            <w:tcW w:type="dxa" w:w="3249"/>
+          </w:tcPr>
+          <w:p>
+            <w:pPr>
+              <w:spacing w:after="40"/>
+            </w:pPr>
+            <w:r/>
+            <w:r>
+              <w:rPr>
+                <w:rFonts w:ascii="Helvetica Neue" w:hAnsi="Helvetica Neue" w:eastAsia="蘋方-繁"/>
+                <w:b w:val="0"/>
+                <w:color w:val="222222"/>
+                <w:sz w:val="20"/>
+              </w:rPr>
+              <w:t>手臂上舉過頭、雙腿張開超過肩寬</w:t>
+            </w:r>
+          </w:p>
+        </w:tc>
+        <w:tc>
+          <w:tcPr>
+            <w:tcW w:type="dxa" w:w="3249"/>
+          </w:tcPr>
+          <w:p>
+            <w:pPr>
+              <w:spacing w:after="40"/>
+            </w:pPr>
+            <w:r/>
+            <w:r>
+              <w:rPr>
+                <w:rFonts w:ascii="Helvetica Neue" w:hAnsi="Helvetica Neue" w:eastAsia="蘋方-繁"/>
+                <w:b w:val="0"/>
+                <w:color w:val="222222"/>
+                <w:sz w:val="20"/>
+              </w:rPr>
+              <w:t>⚠️ 通行慣例。軍方 side-straddle hop 四拍規範之原始出處未能取得驗證，僅存二手來源</w:t>
+            </w:r>
+          </w:p>
+        </w:tc>
+      </w:tr>
+      <w:tr>
+        <w:tc>
+          <w:tcPr>
+            <w:tcW w:type="dxa" w:w="3249"/>
+          </w:tcPr>
+          <w:p>
+            <w:pPr>
+              <w:spacing w:after="40"/>
+            </w:pPr>
+            <w:r/>
+            <w:r>
+              <w:rPr>
+                <w:rFonts w:ascii="Helvetica Neue" w:hAnsi="Helvetica Neue" w:eastAsia="蘋方-繁"/>
+                <w:b w:val="0"/>
+                <w:color w:val="222222"/>
+                <w:sz w:val="20"/>
+              </w:rPr>
+              <w:t>高抬腿「膝蓋抬到跟腰同高」</w:t>
+            </w:r>
+          </w:p>
+        </w:tc>
+        <w:tc>
+          <w:tcPr>
+            <w:tcW w:type="dxa" w:w="3249"/>
+          </w:tcPr>
+          <w:p>
+            <w:pPr>
+              <w:spacing w:after="40"/>
+            </w:pPr>
+            <w:r/>
+            <w:r>
+              <w:rPr>
+                <w:rFonts w:ascii="Helvetica Neue" w:hAnsi="Helvetica Neue" w:eastAsia="蘋方-繁"/>
+                <w:b w:val="0"/>
+                <w:color w:val="222222"/>
+                <w:sz w:val="20"/>
+              </w:rPr>
+              <w:t>大腿與地面平行／膝抬至髖高</w:t>
+            </w:r>
+          </w:p>
+        </w:tc>
+        <w:tc>
+          <w:tcPr>
+            <w:tcW w:type="dxa" w:w="3249"/>
+          </w:tcPr>
+          <w:p>
+            <w:pPr>
+              <w:spacing w:after="40"/>
+            </w:pPr>
+            <w:r/>
+            <w:r>
+              <w:rPr>
+                <w:rFonts w:ascii="Helvetica Neue" w:hAnsi="Helvetica Neue" w:eastAsia="蘋方-繁"/>
+                <w:b w:val="0"/>
+                <w:color w:val="222222"/>
+                <w:sz w:val="20"/>
+              </w:rPr>
+              <w:t>⚠️ 通行慣例。教學材料普遍如此描述，搜尋結果明載為 "general professional consensus"，非官方文件</w:t>
+            </w:r>
+          </w:p>
+        </w:tc>
+      </w:tr>
+    </w:tbl>
+    <w:p>
+      <w:pPr>
+        <w:spacing w:after="40"/>
+      </w:pPr>
+    </w:p>
+    <w:p>
+      <w:pPr>
+        <w:jc w:val="left"/>
+      </w:pPr>
+      <w:r>
+        <w:rPr>
+          <w:rFonts w:ascii="Helvetica Neue" w:hAnsi="Helvetica Neue" w:eastAsia="蘋方-繁"/>
+          <w:b w:val="0"/>
+          <w:color w:val="222222"/>
+          <w:sz w:val="22"/>
+        </w:rPr>
+        <w:t xml:space="preserve">⚠️ </w:t>
+      </w:r>
+      <w:r>
+        <w:rPr>
+          <w:rFonts w:ascii="Helvetica Neue" w:hAnsi="Helvetica Neue" w:eastAsia="蘋方-繁"/>
+          <w:b/>
+          <w:color w:val="222222"/>
+          <w:sz w:val="22"/>
+        </w:rPr>
+        <w:t>兩點必須主動說明，不要等老師問：</w:t>
+      </w:r>
+    </w:p>
+    <w:p>
+      <w:pPr>
+        <w:spacing w:after="60"/>
+        <w:ind w:left="425"/>
+      </w:pPr>
+      <w:r>
+        <w:rPr>
+          <w:rFonts w:ascii="Helvetica Neue" w:hAnsi="Helvetica Neue" w:eastAsia="蘋方-繁"/>
+          <w:b w:val="0"/>
+          <w:color w:val="222222"/>
+          <w:sz w:val="22"/>
+        </w:rPr>
+        <w:t xml:space="preserve">1. </w:t>
+      </w:r>
+      <w:r>
+        <w:rPr>
+          <w:rFonts w:ascii="Helvetica Neue" w:hAnsi="Helvetica Neue" w:eastAsia="蘋方-繁"/>
+          <w:b/>
+          <w:color w:val="222222"/>
+          <w:sz w:val="22"/>
+        </w:rPr>
+        <w:t>這些是動作規範，不是傷害研究。</w:t>
+      </w:r>
+      <w:r>
+        <w:rPr>
+          <w:rFonts w:ascii="Helvetica Neue" w:hAnsi="Helvetica Neue" w:eastAsia="蘋方-繁"/>
+          <w:b w:val="0"/>
+          <w:color w:val="222222"/>
+          <w:sz w:val="22"/>
+        </w:rPr>
+        <w:t xml:space="preserve"> 可以說「塌腰的一次不計為有效，這與體能檢測標準一致」，</w:t>
+      </w:r>
+    </w:p>
+    <w:p>
+      <w:pPr>
+        <w:jc w:val="left"/>
+      </w:pPr>
+      <w:r>
+        <w:rPr>
+          <w:rFonts w:ascii="Helvetica Neue" w:hAnsi="Helvetica Neue" w:eastAsia="蘋方-繁"/>
+          <w:b/>
+          <w:color w:val="222222"/>
+          <w:sz w:val="22"/>
+        </w:rPr>
+        <w:t>不能說「塌腰會造成傷害」</w:t>
+      </w:r>
+      <w:r>
+        <w:rPr>
+          <w:rFonts w:ascii="Helvetica Neue" w:hAnsi="Helvetica Neue" w:eastAsia="蘋方-繁"/>
+          <w:b w:val="0"/>
+          <w:color w:val="222222"/>
+          <w:sz w:val="22"/>
+        </w:rPr>
+        <w:t>——直接針對這些動作的傷害研究，本團隊未查得。</w:t>
+      </w:r>
+    </w:p>
+    <w:p>
+      <w:pPr>
+        <w:spacing w:after="60"/>
+        <w:ind w:left="425"/>
+      </w:pPr>
+      <w:r>
+        <w:rPr>
+          <w:rFonts w:ascii="Helvetica Neue" w:hAnsi="Helvetica Neue" w:eastAsia="蘋方-繁"/>
+          <w:b w:val="0"/>
+          <w:color w:val="222222"/>
+          <w:sz w:val="22"/>
+        </w:rPr>
+        <w:t xml:space="preserve">2. </w:t>
+      </w:r>
+      <w:r>
+        <w:rPr>
+          <w:rFonts w:ascii="Helvetica Neue" w:hAnsi="Helvetica Neue" w:eastAsia="蘋方-繁"/>
+          <w:b/>
+          <w:color w:val="222222"/>
+          <w:sz w:val="22"/>
+        </w:rPr>
+        <w:t>開合跳與高抬腿的規範強度較弱</w:t>
+      </w:r>
+      <w:r>
+        <w:rPr>
+          <w:rFonts w:ascii="Helvetica Neue" w:hAnsi="Helvetica Neue" w:eastAsia="蘋方-繁"/>
+          <w:b w:val="0"/>
+          <w:color w:val="222222"/>
+          <w:sz w:val="22"/>
+        </w:rPr>
+        <w:t>（僅通行慣例），與深蹲、伏地挺身（有官方文件原文）不同等級。</w:t>
+      </w:r>
+    </w:p>
+    <w:p>
+      <w:pPr>
+        <w:jc w:val="left"/>
+      </w:pPr>
+      <w:r>
+        <w:rPr>
+          <w:rFonts w:ascii="Helvetica Neue" w:hAnsi="Helvetica Neue" w:eastAsia="蘋方-繁"/>
+          <w:b w:val="0"/>
+          <w:color w:val="222222"/>
+          <w:sz w:val="22"/>
+        </w:rPr>
+        <w:t>不得混為一談。</w:t>
+      </w:r>
+    </w:p>
+    <w:p>
+      <w:pPr>
+        <w:keepNext/>
+        <w:spacing w:before="280" w:after="120"/>
+      </w:pPr>
+      <w:r>
+        <w:rPr>
+          <w:rFonts w:ascii="Helvetica Neue" w:hAnsi="Helvetica Neue" w:eastAsia="蘋方-繁"/>
+          <w:b/>
+          <w:color w:val="222222"/>
+          <w:sz w:val="25"/>
+        </w:rPr>
+        <w:t>門檻要放在分佈的哪裡（這也要有說法）</w:t>
+      </w:r>
+    </w:p>
+    <w:p>
+      <w:pPr>
+        <w:jc w:val="left"/>
+      </w:pPr>
+      <w:r>
+        <w:rPr>
+          <w:rFonts w:ascii="Helvetica Neue" w:hAnsi="Helvetica Neue" w:eastAsia="蘋方-繁"/>
+          <w:b w:val="0"/>
+          <w:color w:val="222222"/>
+          <w:sz w:val="22"/>
+        </w:rPr>
+        <w:t>拿到標準組與錯誤組的分佈之後，門檻放哪裡仍是一個決定，不能只說「測出來的」。</w:t>
+      </w:r>
+    </w:p>
+    <w:p>
+      <w:pPr>
+        <w:jc w:val="left"/>
+      </w:pPr>
+      <w:r>
+        <w:rPr>
+          <w:rFonts w:ascii="Helvetica Neue" w:hAnsi="Helvetica Neue" w:eastAsia="蘋方-繁"/>
+          <w:b/>
+          <w:color w:val="222222"/>
+          <w:sz w:val="22"/>
+        </w:rPr>
+        <w:t>本作品採保守切點：讓標準組幾乎全數通過</w:t>
+      </w:r>
+      <w:r>
+        <w:rPr>
+          <w:rFonts w:ascii="Helvetica Neue" w:hAnsi="Helvetica Neue" w:eastAsia="蘋方-繁"/>
+          <w:b w:val="0"/>
+          <w:color w:val="222222"/>
+          <w:sz w:val="22"/>
+        </w:rPr>
+        <w:t>（取標準組分佈的低百分位），</w:t>
+      </w:r>
+    </w:p>
+    <w:p>
+      <w:pPr>
+        <w:jc w:val="left"/>
+      </w:pPr>
+      <w:r>
+        <w:rPr>
+          <w:rFonts w:ascii="Helvetica Neue" w:hAnsi="Helvetica Neue" w:eastAsia="蘋方-繁"/>
+          <w:b w:val="0"/>
+          <w:color w:val="222222"/>
+          <w:sz w:val="22"/>
+        </w:rPr>
+        <w:t>而非取「分類準確率最高」的切點。</w:t>
+      </w:r>
+    </w:p>
+    <w:p>
+      <w:pPr>
+        <w:jc w:val="left"/>
+      </w:pPr>
+      <w:r>
+        <w:rPr>
+          <w:rFonts w:ascii="Helvetica Neue" w:hAnsi="Helvetica Neue" w:eastAsia="蘋方-繁"/>
+          <w:b w:val="0"/>
+          <w:color w:val="222222"/>
+          <w:sz w:val="22"/>
+        </w:rPr>
+        <w:t>理由：</w:t>
+      </w:r>
+      <w:r>
+        <w:rPr>
+          <w:rFonts w:ascii="Helvetica Neue" w:hAnsi="Helvetica Neue" w:eastAsia="蘋方-繁"/>
+          <w:b/>
+          <w:color w:val="222222"/>
+          <w:sz w:val="22"/>
+        </w:rPr>
+        <w:t>誤殺的代價高於漏抓。</w:t>
+      </w:r>
+      <w:r>
+        <w:rPr>
+          <w:rFonts w:ascii="Helvetica Neue" w:hAnsi="Helvetica Neue" w:eastAsia="蘋方-繁"/>
+          <w:b w:val="0"/>
+          <w:color w:val="222222"/>
+          <w:sz w:val="22"/>
+        </w:rPr>
+        <w:t xml:space="preserve"> 使用者做對了卻不被計次，會直接摧毀對系統的信任；</w:t>
+      </w:r>
+    </w:p>
+    <w:p>
+      <w:pPr>
+        <w:jc w:val="left"/>
+      </w:pPr>
+      <w:r>
+        <w:rPr>
+          <w:rFonts w:ascii="Helvetica Neue" w:hAnsi="Helvetica Neue" w:eastAsia="蘋方-繁"/>
+          <w:b w:val="0"/>
+          <w:color w:val="222222"/>
+          <w:sz w:val="22"/>
+        </w:rPr>
+        <w:t>漏抓一個姿勢不良的，代價只是少提醒一次。</w:t>
+      </w:r>
+    </w:p>
+    <w:p>
+      <w:pPr>
+        <w:jc w:val="left"/>
+      </w:pPr>
+      <w:r>
+        <w:rPr>
+          <w:rFonts w:ascii="Helvetica Neue" w:hAnsi="Helvetica Neue" w:eastAsia="蘋方-繁"/>
+          <w:b w:val="0"/>
+          <w:color w:val="222222"/>
+          <w:sz w:val="22"/>
+        </w:rPr>
+        <w:t>此取捨屬設計判斷，須寫進報告，不得讓門檻看起來像是客觀計算的必然結果。</w:t>
+      </w:r>
+    </w:p>
+    <w:p>
+      <w:pPr>
         <w:ind w:left="340"/>
       </w:pPr>
       <w:r>
@@ -2830,11 +3772,185 @@
           </w:p>
         </w:tc>
       </w:tr>
+      <w:tr>
+        <w:tc>
+          <w:tcPr>
+            <w:tcW w:type="dxa" w:w="2436"/>
+          </w:tcPr>
+          <w:p>
+            <w:pPr>
+              <w:spacing w:after="40"/>
+            </w:pPr>
+            <w:r/>
+            <w:r>
+              <w:rPr>
+                <w:rFonts w:ascii="Helvetica Neue" w:hAnsi="Helvetica Neue" w:eastAsia="蘋方-繁"/>
+                <w:b w:val="0"/>
+                <w:color w:val="222222"/>
+                <w:sz w:val="20"/>
+              </w:rPr>
+              <w:t>錯誤③</w:t>
+            </w:r>
+          </w:p>
+        </w:tc>
+        <w:tc>
+          <w:tcPr>
+            <w:tcW w:type="dxa" w:w="2436"/>
+          </w:tcPr>
+          <w:p>
+            <w:pPr>
+              <w:spacing w:after="40"/>
+            </w:pPr>
+            <w:r/>
+            <w:r>
+              <w:rPr>
+                <w:rFonts w:ascii="Helvetica Neue" w:hAnsi="Helvetica Neue" w:eastAsia="蘋方-繁"/>
+                <w:b w:val="0"/>
+                <w:color w:val="222222"/>
+                <w:sz w:val="20"/>
+              </w:rPr>
+              <w:t>「這次</w:t>
+            </w:r>
+            <w:r>
+              <w:rPr>
+                <w:rFonts w:ascii="Helvetica Neue" w:hAnsi="Helvetica Neue" w:eastAsia="蘋方-繁"/>
+                <w:b/>
+                <w:color w:val="222222"/>
+                <w:sz w:val="20"/>
+              </w:rPr>
+              <w:t>蹲下去的時候膝蓋往內夾</w:t>
+            </w:r>
+            <w:r>
+              <w:rPr>
+                <w:rFonts w:ascii="Helvetica Neue" w:hAnsi="Helvetica Neue" w:eastAsia="蘋方-繁"/>
+                <w:b w:val="0"/>
+                <w:color w:val="222222"/>
+                <w:sz w:val="20"/>
+              </w:rPr>
+              <w:t>，兩個膝蓋靠近一點，腳掌位置不要動」</w:t>
+            </w:r>
+          </w:p>
+        </w:tc>
+        <w:tc>
+          <w:tcPr>
+            <w:tcW w:type="dxa" w:w="2436"/>
+          </w:tcPr>
+          <w:p>
+            <w:pPr>
+              <w:spacing w:after="40"/>
+            </w:pPr>
+            <w:r/>
+            <w:r>
+              <w:rPr>
+                <w:rFonts w:ascii="Helvetica Neue" w:hAnsi="Helvetica Neue" w:eastAsia="蘋方-繁"/>
+                <w:b w:val="0"/>
+                <w:color w:val="222222"/>
+                <w:sz w:val="20"/>
+              </w:rPr>
+              <w:t>5</w:t>
+            </w:r>
+          </w:p>
+        </w:tc>
+        <w:tc>
+          <w:tcPr>
+            <w:tcW w:type="dxa" w:w="2436"/>
+          </w:tcPr>
+          <w:p>
+            <w:pPr>
+              <w:spacing w:after="40"/>
+            </w:pPr>
+            <w:r/>
+            <w:r>
+              <w:rPr>
+                <w:rFonts w:ascii="Helvetica Neue" w:hAnsi="Helvetica Neue" w:eastAsia="蘋方-繁"/>
+                <w:b w:val="0"/>
+                <w:color w:val="222222"/>
+                <w:sz w:val="20"/>
+              </w:rPr>
+              <w:t>提示／膝內夾</w:t>
+            </w:r>
+          </w:p>
+        </w:tc>
+      </w:tr>
     </w:tbl>
     <w:p>
       <w:pPr>
         <w:spacing w:after="40"/>
       </w:pPr>
+    </w:p>
+    <w:p>
+      <w:pPr>
+        <w:ind w:left="340"/>
+      </w:pPr>
+      <w:r>
+        <w:rPr>
+          <w:rFonts w:ascii="Helvetica Neue" w:hAnsi="Helvetica Neue" w:eastAsia="蘋方-繁"/>
+          <w:b w:val="0"/>
+          <w:color w:val="666666"/>
+          <w:sz w:val="21"/>
+        </w:rPr>
+        <w:t>錯誤③為 2026-08-28 新增。系統已實作膝內夾判定（KASR 門檻 0.85），但該門檻為工程判斷、無外部依據，</w:t>
+      </w:r>
+    </w:p>
+    <w:p>
+      <w:pPr>
+        <w:ind w:left="340"/>
+      </w:pPr>
+      <w:r>
+        <w:rPr>
+          <w:rFonts w:ascii="Helvetica Neue" w:hAnsi="Helvetica Neue" w:eastAsia="蘋方-繁"/>
+          <w:b w:val="0"/>
+          <w:color w:val="666666"/>
+          <w:sz w:val="21"/>
+        </w:rPr>
+        <w:t>目前僅提示不阻擋計次。</w:t>
+      </w:r>
+      <w:r>
+        <w:rPr>
+          <w:rFonts w:ascii="Helvetica Neue" w:hAnsi="Helvetica Neue" w:eastAsia="蘋方-繁"/>
+          <w:b/>
+          <w:color w:val="666666"/>
+          <w:sz w:val="21"/>
+        </w:rPr>
+        <w:t>這一組正是用來標定該門檻的樣本</w:t>
+      </w:r>
+      <w:r>
+        <w:rPr>
+          <w:rFonts w:ascii="Helvetica Neue" w:hAnsi="Helvetica Neue" w:eastAsia="蘋方-繁"/>
+          <w:b w:val="0"/>
+          <w:color w:val="666666"/>
+          <w:sz w:val="21"/>
+        </w:rPr>
+        <w:t>，不拍就無從標定。</w:t>
+      </w:r>
+    </w:p>
+    <w:p>
+      <w:pPr>
+        <w:ind w:left="340"/>
+      </w:pPr>
+      <w:r>
+        <w:rPr>
+          <w:rFonts w:ascii="Helvetica Neue" w:hAnsi="Helvetica Neue" w:eastAsia="蘋方-繁"/>
+          <w:b w:val="0"/>
+          <w:color w:val="666666"/>
+          <w:sz w:val="21"/>
+        </w:rPr>
+        <w:t>注意標籤是「提示」不是「無效」——膝內夾不取消有效次數（深度與軀幹正常者仍計次），</w:t>
+      </w:r>
+    </w:p>
+    <w:p>
+      <w:pPr>
+        <w:ind w:left="340"/>
+      </w:pPr>
+      <w:r>
+        <w:rPr>
+          <w:rFonts w:ascii="Helvetica Neue" w:hAnsi="Helvetica Neue" w:eastAsia="蘋方-繁"/>
+          <w:b w:val="0"/>
+          <w:color w:val="666666"/>
+          <w:sz w:val="21"/>
+        </w:rPr>
+        <w:t>標註時請在備註欄記「膝內夾」，不要填成無效。</w:t>
+      </w:r>
     </w:p>
     <w:p>
       <w:pPr>

--- a/文件/03_真人測試/真人測試執行手冊.docx
+++ b/文件/03_真人測試/真人測試執行手冊.docx
@@ -6447,7 +6447,25 @@
                 <w:color w:val="222222"/>
                 <w:sz w:val="20"/>
               </w:rPr>
-              <w:t>從下拉選</w:t>
+              <w:t>從下拉選。</w:t>
+            </w:r>
+            <w:r>
+              <w:rPr>
+                <w:rFonts w:ascii="Helvetica Neue" w:hAnsi="Helvetica Neue" w:eastAsia="蘋方-繁"/>
+                <w:b/>
+                <w:color w:val="222222"/>
+                <w:sz w:val="20"/>
+              </w:rPr>
+              <w:t>膝內夾組請填「有效」</w:t>
+            </w:r>
+            <w:r>
+              <w:rPr>
+                <w:rFonts w:ascii="Helvetica Neue" w:hAnsi="Helvetica Neue" w:eastAsia="蘋方-繁"/>
+                <w:b w:val="0"/>
+                <w:color w:val="222222"/>
+                <w:sz w:val="20"/>
+              </w:rPr>
+              <w:t>——該項不取消次數</w:t>
             </w:r>
           </w:p>
         </w:tc>
@@ -6499,6 +6517,48 @@
                 <w:sz w:val="20"/>
               </w:rPr>
               <w:t>不用背系統代碼</w:t>
+            </w:r>
+          </w:p>
+        </w:tc>
+      </w:tr>
+      <w:tr>
+        <w:tc>
+          <w:tcPr>
+            <w:tcW w:type="dxa" w:w="4873"/>
+          </w:tcPr>
+          <w:p>
+            <w:pPr>
+              <w:spacing w:after="40"/>
+            </w:pPr>
+            <w:r/>
+            <w:r>
+              <w:rPr>
+                <w:rFonts w:ascii="Helvetica Neue" w:hAnsi="Helvetica Neue" w:eastAsia="蘋方-繁"/>
+                <w:b w:val="0"/>
+                <w:color w:val="222222"/>
+                <w:sz w:val="20"/>
+              </w:rPr>
+              <w:t>姿勢提示</w:t>
+            </w:r>
+          </w:p>
+        </w:tc>
+        <w:tc>
+          <w:tcPr>
+            <w:tcW w:type="dxa" w:w="4873"/>
+          </w:tcPr>
+          <w:p>
+            <w:pPr>
+              <w:spacing w:after="40"/>
+            </w:pPr>
+            <w:r/>
+            <w:r>
+              <w:rPr>
+                <w:rFonts w:ascii="Helvetica Neue" w:hAnsi="Helvetica Neue" w:eastAsia="蘋方-繁"/>
+                <w:b w:val="0"/>
+                <w:color w:val="222222"/>
+                <w:sz w:val="20"/>
+              </w:rPr>
+              <w:t>膝內夾組在此填「膝內夾」。與「錯誤原因」分欄，因為系統對這兩者的處置不同： 錯誤原因會讓該次無效，姿勢提示不會</w:t>
             </w:r>
           </w:p>
         </w:tc>

--- a/文件/03_真人測試/真人測試執行手冊.docx
+++ b/文件/03_真人測試/真人測試執行手冊.docx
@@ -3709,7 +3709,25 @@
                 <w:color w:val="222222"/>
                 <w:sz w:val="20"/>
               </w:rPr>
-              <w:t>「這次</w:t>
+              <w:t>「</w:t>
+            </w:r>
+            <w:r>
+              <w:rPr>
+                <w:rFonts w:ascii="Helvetica Neue" w:hAnsi="Helvetica Neue" w:eastAsia="蘋方-繁"/>
+                <w:b/>
+                <w:color w:val="222222"/>
+                <w:sz w:val="20"/>
+              </w:rPr>
+              <w:t>先站直</w:t>
+            </w:r>
+            <w:r>
+              <w:rPr>
+                <w:rFonts w:ascii="Helvetica Neue" w:hAnsi="Helvetica Neue" w:eastAsia="蘋方-繁"/>
+                <w:b w:val="0"/>
+                <w:color w:val="222222"/>
+                <w:sz w:val="20"/>
+              </w:rPr>
+              <w:t>，然後這次</w:t>
             </w:r>
             <w:r>
               <w:rPr>
@@ -3877,6 +3895,83 @@
       <w:pPr>
         <w:spacing w:after="40"/>
       </w:pPr>
+    </w:p>
+    <w:p>
+      <w:pPr>
+        <w:ind w:left="340"/>
+      </w:pPr>
+      <w:r>
+        <w:rPr>
+          <w:rFonts w:ascii="Helvetica Neue" w:hAnsi="Helvetica Neue" w:eastAsia="蘋方-繁"/>
+          <w:b w:val="0"/>
+          <w:color w:val="666666"/>
+          <w:sz w:val="21"/>
+        </w:rPr>
+        <w:t>⚠️ 錯誤②的口令必須包含「</w:t>
+      </w:r>
+      <w:r>
+        <w:rPr>
+          <w:rFonts w:ascii="Helvetica Neue" w:hAnsi="Helvetica Neue" w:eastAsia="蘋方-繁"/>
+          <w:b/>
+          <w:color w:val="666666"/>
+          <w:sz w:val="21"/>
+        </w:rPr>
+        <w:t>先站直</w:t>
+      </w:r>
+      <w:r>
+        <w:rPr>
+          <w:rFonts w:ascii="Helvetica Neue" w:hAnsi="Helvetica Neue" w:eastAsia="蘋方-繁"/>
+          <w:b w:val="0"/>
+          <w:color w:val="666666"/>
+          <w:sz w:val="21"/>
+        </w:rPr>
+        <w:t>」。系統以「軀幹相對於自己站姿的變化量」偵測彎腰，</w:t>
+      </w:r>
+    </w:p>
+    <w:p>
+      <w:pPr>
+        <w:ind w:left="340"/>
+      </w:pPr>
+      <w:r>
+        <w:rPr>
+          <w:rFonts w:ascii="Helvetica Neue" w:hAnsi="Helvetica Neue" w:eastAsia="蘋方-繁"/>
+          <w:b w:val="0"/>
+          <w:color w:val="666666"/>
+          <w:sz w:val="21"/>
+        </w:rPr>
+        <w:t>若受試者從頭到尾都駝著背，站立基準即在彎腰狀態下建立，系統會偵測不到（已知盲區，</w:t>
+      </w:r>
+    </w:p>
+    <w:p>
+      <w:pPr>
+        <w:ind w:left="340"/>
+      </w:pPr>
+      <w:r>
+        <w:rPr>
+          <w:rFonts w:ascii="Helvetica Neue" w:hAnsi="Helvetica Neue" w:eastAsia="蘋方-繁"/>
+          <w:b w:val="0"/>
+          <w:color w:val="666666"/>
+          <w:sz w:val="21"/>
+        </w:rPr>
+        <w:t xml:space="preserve">見 </w:t>
+      </w:r>
+      <w:r>
+        <w:rPr>
+          <w:rFonts w:ascii="Menlo" w:hAnsi="Menlo" w:eastAsia="Menlo"/>
+          <w:color w:val="C0392B"/>
+          <w:sz w:val="21"/>
+        </w:rPr>
+        <w:t>app/core/exercises/squat.js</w:t>
+      </w:r>
+      <w:r>
+        <w:rPr>
+          <w:rFonts w:ascii="Helvetica Neue" w:hAnsi="Helvetica Neue" w:eastAsia="蘋方-繁"/>
+          <w:b w:val="0"/>
+          <w:color w:val="666666"/>
+          <w:sz w:val="21"/>
+        </w:rPr>
+        <w:t xml:space="preserve"> 註解）。這一組要測的是「站直後才彎腰」這個情形。</w:t>
+      </w:r>
     </w:p>
     <w:p>
       <w:pPr>
